--- a/arb/docx/46.content.docx
+++ b/arb/docx/46.content.docx
@@ -178,13 +178,6 @@
         <w:rPr>
           <w:lang w:val="ar_AE" w:bidi="ar_AE"/>
         </w:rPr>
-      </w:r>
-      <w:r>
-        <w:rPr>
-          <w:i/>
-          <w:lang w:val="ar_AE" w:bidi="ar_AE"/>
-        </w:rPr>
-        <w:t>١ كورنثوس ١: ١, ١ كورنثوس ١:١–٣, ١ كورنثوس ١: ٢, ١ كورنثوس ١: ٣, ١ كورنثوس ١: ٤, ١ كورنثوس ١: ٤–٩, ١ كورنثوس ١: ٥, ١ كورنثوس ١ :٧, ١ كورنثوس ١ :٨, ١ كورنثوس ١: ٩, ١ كورنثوس ١ :١٠, ١ كورنثوس ١: ١٠–١٧, ١ كورنثوس ١: ١٠–١٥–٥٨, ١ كورنثوس ١: ١١, ١ كورنثوس ١ :١٢, ١ كورنثوس ١: ١٣, ١ كورنثوس ١: ١٤, ١ كورنثوس ١: ١٦, ١ كورنثوس ١: ١٧, ١ كورنثوس ١: ١٨, ١ كورنثوس ١: ١٨–٣١, ١ كورنثوس ١: ١٩, ١ كورنثوس ١: ٢٠, ١ كورنثوس ١: ٢١, ١ كورنثوس ١:٢٢, ١ كورنثوس ١: ٢٢–٢٤, ١ كورنثوس ١: ٢٣, ١ كورنثوس ١: ٢٥, ١ كورنثوس ١: ٢٦, ١ كورنثوس ١: ٢٧–٢٩, ١ كورنثوس ١: ٣٠, ١ كورنثوس ١: ٣١, ١ كورنثوس ٢: ١, ١ كورنثوس ٢:١–٥, ١ كورنثوس ٢: ٣–٤, ١ كورنثوس ٢: ٦, ١ كورنثوس ٢: ٦–١٦, ١ كورنثوس ٢: ٧, ١ كورنثوس ٢: ٨, ١ كورنثوس ٢: ٩, ١ كورنثوس ٢: ١٠–١٢, ١ كورنثوس ٢: ١٣, ١ كورنثوس ٢: ١٤, ١ كورنثوس ٢: ١٥, ١ كورنثوس ٢: ١٦, ١ كورنثوس ٣: ١, ١ كورنثوس ٣: ١–٤, ١ كورنثوس ٣: ١–٤. ٧, ١ كورنثوس ٣: ٢, ١ كورنثوس ٣:٣, ١ كورنثوس ٣: ٤, ١ كورنثوس ٣: ٥–٩, ١ كورنثوس ٣: ٦, ١ كورنثوس ٣: ١٠, ١ كورنثوس ٣: ١٠–١٧, ١ كورنثوس ٣: ١١, ١ كورنثوس ٣: ١٢–١٥, ١ كورنثوس ٣: ١٦–١٧, ١ كورنثوس ٣: ١٨–٢٠, ١ كورنثوس ٣: ٢١–٢٣, ١ كورنثوس ٣: ٢٣, ١ كورنثوس ٤: ١, ١ كورنثوس ٤: ١–٥, ١ كورنثوس ٤: ٣–٤, ١ كورنثوس ٤: ٥, ١ كورنثوس ٤: ٦–٢١, ١ كورنثوس ٤: ٧, ١ كورنثوس ٤: ٨–١٣, ١ كورنثوس ٤: ٩, ١ كورنثوس ٤: ١١–١٣, ١ كورنثوس ٤: ١٢, ١ كورنثوس ٤: ١٤–١٦, ١ كورنثوس ٤: ١٤–٢١, ١ كورنثوس ٤: ١٧, ١ كورنثوس ٤: ١٨–٢٠, ١ كورنثوس ٥: ١, ١ كورنثوس ٥: ١–٨, ١ كورنثوس ٥: ٢, ١ كورنثوس ٥: ٣, ١ كورنثوس ٥: ٥, ١ كورنثوس ٥: ٦–٧, ١ كورنثوس ٥: ٧–٨, ١ كورنثوس ٥: ٩, ١ كورنثوس ٥: ٩–١٣, ١ كورنثوس ٥: ١٠, ١ كورنثوس ٥: ١١, ١ كورنثوس ٥: ١٢–١٣, ١ كورنثوس ٦: ١–١١, ١ كورنثوس ٦: ٢–٣, ١ كورنثوس ٦: ٤–٦, ١ كورنثوس ٦: ٧, ١ كورنثوس ٦: ٨, ١ كورنثوس ٦: ٩, ١ كورنثوس ٦: ٩–١١, ١ كورنثوس ٦: ١٠, ١ كورنثوس ٦: ١١, ١ كورنثوس ٦: ١٢, ١ كورنثوس ٦: ١٢–٢٠, ١ كورنثوس ٦: ١٣–١٤, ١ كورنثوس ٦: ١٥–١٧, ١ كورنثوس ٦: ١٨–٢٠, ١ كورنثوس ٧: ١, ١ كورنثوس ٧: ١–٤٠, ١ كورنثوس ٧: ١–١٦ .٤, ١ كورنثوس ٧: ٢, ١ كورنثوس ٧: ٣–٤, ١ كورنثوس ٧: ٦–٧, ١ كورنثوس ٧: ٨–٩, ١ كورنثوس ٧: ١٠–١١, ١ كورنثوس ٧: ١٢–١٣, ١ كورنثوس ٧: ١٤, ١ كورنثوس ٧: ١٥, ١ كورنثوس ٧: ١٦, ١ كورنثوس ٧: ١٧, ١ كورنثوس ٧: ١٧–٢٤, ١ كورنثوس ٧: ١٨–١٩, ١ كورنثوس ٧: ٢١–٢٣, ١ كورنثوس ٧: ٢٥–٣٥, ١ كورنثوس ٧: ٣٦–٣٨, ١ كورنثوس ٧: ٣٩, ١ كورنثوس ٨: ١, ١ كورنثوس ٨: ١–١١. ١, ١ كورنثوس ٨: ٢–٣, ١ كورنثوس ٨: ٤–٦, ١ كورنثوس ٨: ٧, ١ كورنثوس ٨: ٨, ١ كورنثوس ٨: ٩–١٠, ١ كورنثوس ٨: ١١, ١ كورنثوس ٨: ١٢, ١ كورنثوس ٨: ١٣, ١ كورنثوس ٩: ١–٢, ١ كورنثوس ٩: ١–٢٧, ١ كورنثوس ٩: ٣, ١ كورنثوس ٩: ٤, ١ كورنثوس ٩: ٥, ١ كورنثوس ٩: ٧–١٠, ١ كورنثوس ٩: ١٢, ١ كورنثوس ٩: ١٣, ١ كورنثوس ٩: ١٤, ١ كورنثوس ٩: ١٥, ١ كورنثوس ٩: ١٦, ١ كورنثوس ٩: ١٨, ١ كورنثوس ٩: ١٩–٢٣, ١ كورنثوس ٩: ٢٤–٢٧, ١ كورنثوس ٩: ٢٦, ١ كورنثوس ٩: ٢٧, ١ كورنثوس ١٠: ١–١١, ١ كورنثوس ١٠: ١–٢٢, ١ كورنثوس ١٠: ٢, ١ كورنثوس ١٠: ٣–٤, ١ كورنثوس ١٠: ٦, ١ كورنثوس ١٠: ٧, ١ كورنثوس ١٠: ٨, ١ كورنثوس ١٠: ٩, ١ كورنثوس ١٠: ١٠, ١ كورنثوس ١٠: ١٢–١٣, ١ كورنثوس ١٠: ١٤–٢٢, ١ كورنثوس ١٠: ١٦–١٨, ١ كورنثوس ١٠: ١٩–٢٠, ١ كورنثوس ١٠: ٢١, ١ كورنثوس ١٠: ٢٢, ١ كورنثوس ١٠: ٢٣–٢٤, ١ كورنثوس ١٠: ٢٣–١١. ١, ١ كورنثوس ١٠: ٢٧–٢٩, ١ كورنثوس ١٠: ٢٩–٣٠, ١ كورنثوس ١٠: ٣١–٣٣, ١ كورنثوس ١١: ١, ١ كورنثوس ١١: ٢, ١ كورنثوس ١١: ٣, ١ كورنثوس ١١: ٣–١٦, ١ كورنثوس ١١: ٤–٦, ١ كورنثوس ١١: ٧, ١ كورنثوس ١١: ١٠, ١ كورنثوس ١١: ١١–١٢, ١ كورنثوس ١١: ١٣, ١ كورنثوس ١١: ١٤, ١ كورنثوس ١١: ١٥, ١ كورنثوس ١١: ١٦, ١ كورنثوس ١١: ١٧, ١ كورنثوس ١١: ١٧–٣٤, ١ كورنثوس ١١: ١٨, ١ كورنثوس ١١: ١٩, ١ كورنثوس ١١: ٢٠–٢٢, ١ كورنثوس ١١: ٢٣, ١ كورنثوس ١١: ٢٤, ١ كورنثوس ١١: ٢٥, ١ كورنثوس ١١: ٢٦, ١ كورنثوس ١١: ٢٧, ١ كورنثوس ١١: ٢٨, ١ كورنثوس ١١: ٢٩–٣٠, ١ كورنثوس ١١: ٣١, ١ كورنثوس ١١: ٣٢, ١ كورنثوس ١١: ٣٤, ١ كورنثوس ١٢: ١–٣, ١ كورنثوس ١٢: ١- ١٤: ٤٠, ١ كورنثوس ١٢: ٢, ١ كورنثوس ١٢: ٣, ١ كورنثوس ١٢: ٤–١١, ١ كورنثوس ١٢: ٦, ١ كورنثوس ١٢: ٧, ١ كورنثوس ١٢: ٨, ١ كورنثوس ١٢: ٨–١٠, ١ كورنثوس ١٢: ٩, ١ كورنثوس ١٢: ١٠, ١ كورنثوس ١٢: ١١, ١ كورنثوس ١٢: ١٢–٣١, ١ كورنثوس ١٢: ١٣, ١ كورنثوس ١٢: ١٤–٢١, ١ كورنثوس ١٢: ٢٢–٢٦, ١ كورنثوس ١٢: ٢٥–٢٦, ١ كورنثوس ١٢: ٢٨, ١ كورنثوس ١٢: ٢٨–٣١, ١ كورنثوس ١٢: ٢٩–٣٠, ١ كورنثوس ١٢: ٣١, ١ كورنثوس ١٣: ١, ١ كورنثوس ١٣: ١–٣, ١ كورنثوس ١٣: ١–١٣, ١ كورنثوس ١٣: ٢, ١ كورنثوس ١٣: ٣, ١ كورنثوس ١٣: ٤–٧, ١ كورنثوس ١٣: ٥, ١ كورنثوس ١٣: ٨, ١ كورنثوس ١٣: ٨–١٣, ١ كورنثوس ١٣: ٩, ١ كورنثوس ١٣: ١٢, ١ كورنثوس ١٣: ١٣, ١ كورنثوس ١٤: ١, ١ كورنثوس ١٤: ١–٢٥, ١ كورنثوس ١٤: ٢–٤, ١ كورنثوس ١٤: ٤, ١ كورنثوس ١٤: ٧–١٢, ١ كورنثوس ١٤: ١٢, ١ كورنثوس ١٤: ١٣, ١ كورنثوس ١٤:١٤, ١ كورنثوس ١٤: ١٥–١٧, ١ كورنثوس ١٤: ١٨–١٩, ١ كورنثوس ١٤: ٢٠, ١ كورنثوس ١٤: ٢١–٢٥, ١ كورنثوس ١٤: ٢٥, ١ كورنثوس ١٤: ٢٦, ١ كورنثوس ١٤: ٢٦–٤٠, ١ كورنثوس ١٤: ٢٧–٢٨, ١ كورنثوس ١٤: ٢٩–٣٢, ١ كورنثوس ١٤: ٣٤–٣٥, ١ كورنثوس ١٤: ٣٦–٣٧, ١ كورنثوس ١٤: ٣٩–٤٠, ١ كورنثوس ١٥: ١, ١ كورنثوس ١٥: ١–١١, ١ كورنثوس ١٥: ١–٥٨, ١ كورنثوس ١٥: ٢, ١ كورنثوس ١٥: ٣, ١ كورنثوس ١٥: ٤, ١ كورنثوس ١٥: ٥, ١ كورنثوس ١٥: ٦, ١ كورنثوس ١٥: ٧, ١ كورنثوس ١٥: ٨–٩, ١ كورنثوس ١٥: ١٠, ١ كورنثوس ١٥: ١١, ١ كورنثوس ١٥: ١٢, ١ كورنثوس ١٥: ١٢–٢٠, ١ كورنثوس ١٥: ١٢–٣٤, ١ كورنثوس ١٥: ١٤–١٨, ١ كورنثوس ١٥: ١٩, ١ كورنثوس ١٥: ٢٠, ١ كورنثوس ١٥: ٢١–٢٣, ١ كورنثوس ١٥: ٢٤, ١ كورنثوس ١٥: ٢٤–٢٨, ١ كورنثوس ١٥: ٢٥, ١ كورنثوس ١٥: ٢٧, ١ كورنثوس ١٥: ٢٩, ١ كورنثوس ١٥: ٣٠–٣٢, ١ كورنثوس ١٥: ٣٢, ١ كورنثوس ١٥: ٣٣, ١ كورنثوس ١٥: ٣٤, ١ كورنثوس ١٥: ٣٥–٥٨, ١ كورنثوس ١٥: ٣٦, ١ كورنثوس ١٥: ٣٧–٣٩, ١ كورنثوس ١٥: ٤٠–٤١, ١ كورنثوس ١٥: ٤٢–٤٤, ١ كورنثوس ١٥: ٤٥–٤٦, ١ كورنثوس ١٥: ٤٥–٤٩, ١ كورنثوس ١٥: ٤٧, ١ كورنثوس ١٥: ٤٨, ١ كورنثوس ١٥: ٤٩, ١ كورنثوس ١٥: ٥٠, ١ كورنثوس ١٥: ٥١, ١ كورنثوس ١٥: ٥٢, ١ كورنثوس ١٥: ٥٤, ١ كورنثوس ١٥: ٥٥, ١ كورنثوس ١٥: ٥٧, ١ كورنثوس ١٥: ٥٨, ١ كورنثوس ١٦: ١, ١ كورنثوس ١٦: ١–٤, ١ كورنثوس ١٦: ٢, ١ كورنثوس ١٦: ٤, ١ كورنثوس ١٦: ٥, ١ كورنثوس ١٦: ٦–٧, ١ كورنثوس ١٦: ٨, ١ كورنثوس ١٦: ١٠, ١ كورنثوس ١٦: ١١–١٢, ١ كورنثوس ١٦: ١٧, ١ كورنثوس ١٦: ١٩, ١ كورنثوس ١٦: ١٩–٢٤, ١ كورنثوس ١٦: ٢٠, ١ كورنثوس ١٦: ٢١, ١ كورنثوس ١٦: ٢٢, ١ كورنثوس ١٦: ٢٣–٢٤</w:t>
       </w:r>
       <w:r>
         <w:rPr>

--- a/arb/docx/46.content.docx
+++ b/arb/docx/46.content.docx
@@ -163,21 +163,6 @@
           <w:lang w:val="ar_AE" w:bidi="ar_AE"/>
         </w:rPr>
         <w:t>1CO</w:t>
-      </w:r>
-      <w:r>
-        <w:rPr>
-          <w:lang w:val="ar_AE" w:bidi="ar_AE"/>
-        </w:rPr>
-      </w:r>
-    </w:p>
-    <w:p>
-      <w:pPr>
-        <w:bidi/>
-      </w:pPr>
-      <w:r>
-        <w:rPr>
-          <w:lang w:val="ar_AE" w:bidi="ar_AE"/>
-        </w:rPr>
       </w:r>
       <w:r>
         <w:rPr>

--- a/arb/docx/46.content.docx
+++ b/arb/docx/46.content.docx
@@ -22,7 +22,7 @@
         <w:rPr>
           <w:lang w:val="ar_AE" w:bidi="ar_AE"/>
         </w:rPr>
-        <w:t>Resource: ملاحظات الدراسة (تينديل)</w:t>
+        <w:t>Resource: Tyndale Open Study Notes</w:t>
       </w:r>
       <w:r>
         <w:rPr>
@@ -122,7 +122,7 @@
         <w:rPr>
           <w:lang w:val="ar_AE" w:bidi="ar_AE"/>
         </w:rPr>
-        <w:t>ملاحظات الدراسة (تينديل)</w:t>
+        <w:t>Tyndale Open Study Notes</w:t>
       </w:r>
     </w:p>
     <w:p>

--- a/arb/docx/46.content.docx
+++ b/arb/docx/46.content.docx
@@ -22,7 +22,7 @@
         <w:rPr>
           <w:lang w:val="ar_AE" w:bidi="ar_AE"/>
         </w:rPr>
-        <w:t>Resource: Tyndale Open Study Notes</w:t>
+        <w:t>Resource: Aquifer Open Study Notes</w:t>
       </w:r>
       <w:r>
         <w:rPr>
@@ -122,7 +122,7 @@
         <w:rPr>
           <w:lang w:val="ar_AE" w:bidi="ar_AE"/>
         </w:rPr>
-        <w:t>Tyndale Open Study Notes</w:t>
+        <w:t>Aquifer Open Study Notes</w:t>
       </w:r>
     </w:p>
     <w:p>
